--- a/SÁNG MỞ NHẠC TO SÔI ĐỘNG.docx
+++ b/SÁNG MỞ NHẠC TO SÔI ĐỘNG.docx
@@ -52,6 +52,58 @@
         </w:rPr>
         <w:t>SAU 14H30 NHẠC TO SÔI ĐỘNG</w:t>
       </w:r>
+    </w:p>
+    <w:p>
+      <w:pPr>
+        <w:rPr>
+          <w:b/>
+          <w:sz w:val="56"/>
+          <w:szCs w:val="56"/>
+        </w:rPr>
+      </w:pPr>
+      <w:r>
+        <w:rPr>
+          <w:b/>
+          <w:sz w:val="56"/>
+          <w:szCs w:val="56"/>
+        </w:rPr>
+        <w:t>Arleam</w:t>
+      </w:r>
+    </w:p>
+    <w:p>
+      <w:pPr>
+        <w:rPr>
+          <w:b/>
+          <w:sz w:val="56"/>
+          <w:szCs w:val="56"/>
+        </w:rPr>
+      </w:pPr>
+    </w:p>
+    <w:p>
+      <w:pPr>
+        <w:rPr>
+          <w:b/>
+          <w:sz w:val="56"/>
+          <w:szCs w:val="56"/>
+        </w:rPr>
+      </w:pPr>
+      <w:r>
+        <w:rPr>
+          <w:b/>
+          <w:sz w:val="56"/>
+          <w:szCs w:val="56"/>
+        </w:rPr>
+        <w:t>5:11</w:t>
+      </w:r>
+    </w:p>
+    <w:p>
+      <w:pPr>
+        <w:rPr>
+          <w:b/>
+          <w:sz w:val="56"/>
+          <w:szCs w:val="56"/>
+        </w:rPr>
+      </w:pPr>
       <w:bookmarkStart w:id="0" w:name="_GoBack"/>
       <w:bookmarkEnd w:id="0"/>
     </w:p>
